--- a/backend/scripts/sgq/rcc-pdf/templates/empresa.docx
+++ b/backend/scripts/sgq/rcc-pdf/templates/empresa.docx
@@ -18,22 +18,25 @@
         <w:tblLook w:val="01E0" w:firstRow="1" w:lastRow="1" w:firstColumn="1" w:lastColumn="1" w:noHBand="0" w:noVBand="0"/>
       </w:tblPr>
       <w:tblGrid>
+        <w:gridCol w:w="1547"/>
         <w:gridCol w:w="1550"/>
-        <w:gridCol w:w="1553"/>
         <w:gridCol w:w="11"/>
-        <w:gridCol w:w="850"/>
-        <w:gridCol w:w="698"/>
+        <w:gridCol w:w="854"/>
+        <w:gridCol w:w="694"/>
         <w:gridCol w:w="1003"/>
-        <w:gridCol w:w="556"/>
-        <w:gridCol w:w="426"/>
-        <w:gridCol w:w="125"/>
+        <w:gridCol w:w="286"/>
+        <w:gridCol w:w="270"/>
+        <w:gridCol w:w="15"/>
+        <w:gridCol w:w="411"/>
+        <w:gridCol w:w="129"/>
         <w:gridCol w:w="1161"/>
-        <w:gridCol w:w="1123"/>
-        <w:gridCol w:w="11"/>
-        <w:gridCol w:w="284"/>
+        <w:gridCol w:w="851"/>
+        <w:gridCol w:w="272"/>
+        <w:gridCol w:w="7"/>
+        <w:gridCol w:w="288"/>
         <w:gridCol w:w="328"/>
         <w:gridCol w:w="724"/>
-        <w:gridCol w:w="1216"/>
+        <w:gridCol w:w="1218"/>
       </w:tblGrid>
       <w:tr>
         <w:trPr>
@@ -42,7 +45,7 @@
         <w:tc>
           <w:tcPr>
             <w:tcW w:w="11619" w:type="dxa"/>
-            <w:gridSpan w:val="16"/>
+            <w:gridSpan w:val="19"/>
             <w:shd w:val="clear" w:color="auto" w:fill="D9D9D9"/>
             <w:vAlign w:val="center"/>
           </w:tcPr>
@@ -53,16 +56,12 @@
               <w:rPr>
                 <w:rFonts w:ascii="Arial" w:hAnsi="Arial" w:cs="Arial"/>
                 <w:b/>
-                <w:sz w:val="16"/>
-                <w:szCs w:val="16"/>
-              </w:rPr>
-            </w:pPr>
-            <w:r>
-              <w:rPr>
-                <w:rFonts w:ascii="Arial" w:hAnsi="Arial" w:cs="Arial"/>
-                <w:b/>
-                <w:sz w:val="16"/>
-                <w:szCs w:val="16"/>
+              </w:rPr>
+            </w:pPr>
+            <w:r>
+              <w:rPr>
+                <w:rFonts w:ascii="Arial" w:hAnsi="Arial" w:cs="Arial"/>
+                <w:b/>
               </w:rPr>
               <w:t>REGISTRO DE RECLAMAÇÃO DE CLIENTE (RCC)</w:t>
             </w:r>
@@ -75,6 +74,27 @@
         </w:trPr>
         <w:tc>
           <w:tcPr>
+            <w:tcW w:w="1547" w:type="dxa"/>
+            <w:vAlign w:val="center"/>
+          </w:tcPr>
+          <w:p>
+            <w:pPr>
+              <w:rPr>
+                <w:rFonts w:ascii="Arial" w:hAnsi="Arial" w:cs="Arial"/>
+                <w:b/>
+              </w:rPr>
+            </w:pPr>
+            <w:r>
+              <w:rPr>
+                <w:rFonts w:ascii="Arial" w:hAnsi="Arial" w:cs="Arial"/>
+                <w:b/>
+              </w:rPr>
+              <w:t>Nº Reclamação:</w:t>
+            </w:r>
+          </w:p>
+        </w:tc>
+        <w:tc>
+          <w:tcPr>
             <w:tcW w:w="1550" w:type="dxa"/>
             <w:vAlign w:val="center"/>
           </w:tcPr>
@@ -83,33 +103,6 @@
               <w:rPr>
                 <w:rFonts w:ascii="Arial" w:hAnsi="Arial" w:cs="Arial"/>
                 <w:b/>
-                <w:sz w:val="16"/>
-                <w:szCs w:val="16"/>
-              </w:rPr>
-            </w:pPr>
-            <w:r>
-              <w:rPr>
-                <w:rFonts w:ascii="Arial" w:hAnsi="Arial" w:cs="Arial"/>
-                <w:b/>
-                <w:sz w:val="16"/>
-                <w:szCs w:val="16"/>
-              </w:rPr>
-              <w:t>Nº Reclamação:</w:t>
-            </w:r>
-          </w:p>
-        </w:tc>
-        <w:tc>
-          <w:tcPr>
-            <w:tcW w:w="1553" w:type="dxa"/>
-            <w:vAlign w:val="center"/>
-          </w:tcPr>
-          <w:p>
-            <w:pPr>
-              <w:rPr>
-                <w:rFonts w:ascii="Arial" w:hAnsi="Arial" w:cs="Arial"/>
-                <w:b/>
-                <w:sz w:val="16"/>
-                <w:szCs w:val="16"/>
               </w:rPr>
             </w:pPr>
           </w:p>
@@ -125,16 +118,12 @@
               <w:rPr>
                 <w:rFonts w:ascii="Arial" w:hAnsi="Arial" w:cs="Arial"/>
                 <w:b/>
-                <w:sz w:val="16"/>
-                <w:szCs w:val="16"/>
-              </w:rPr>
-            </w:pPr>
-            <w:r>
-              <w:rPr>
-                <w:rFonts w:ascii="Arial" w:hAnsi="Arial" w:cs="Arial"/>
-                <w:b/>
-                <w:sz w:val="16"/>
-                <w:szCs w:val="16"/>
+              </w:rPr>
+            </w:pPr>
+            <w:r>
+              <w:rPr>
+                <w:rFonts w:ascii="Arial" w:hAnsi="Arial" w:cs="Arial"/>
+                <w:b/>
               </w:rPr>
               <w:t>Data do registro:</w:t>
             </w:r>
@@ -143,60 +132,53 @@
         <w:tc>
           <w:tcPr>
             <w:tcW w:w="1559" w:type="dxa"/>
+            <w:gridSpan w:val="3"/>
+            <w:vAlign w:val="center"/>
+          </w:tcPr>
+          <w:p>
+            <w:pPr>
+              <w:rPr>
+                <w:rFonts w:ascii="Arial" w:hAnsi="Arial" w:cs="Arial"/>
+                <w:b/>
+              </w:rPr>
+            </w:pPr>
+          </w:p>
+        </w:tc>
+        <w:tc>
+          <w:tcPr>
+            <w:tcW w:w="1716" w:type="dxa"/>
+            <w:gridSpan w:val="4"/>
+            <w:vAlign w:val="center"/>
+          </w:tcPr>
+          <w:p>
+            <w:pPr>
+              <w:rPr>
+                <w:rFonts w:ascii="Arial" w:hAnsi="Arial" w:cs="Arial"/>
+                <w:b/>
+              </w:rPr>
+            </w:pPr>
+            <w:r>
+              <w:rPr>
+                <w:rFonts w:ascii="Arial" w:hAnsi="Arial" w:cs="Arial"/>
+                <w:b/>
+              </w:rPr>
+              <w:t>Data de fechamento:</w:t>
+            </w:r>
+          </w:p>
+        </w:tc>
+        <w:tc>
+          <w:tcPr>
+            <w:tcW w:w="1123" w:type="dxa"/>
             <w:gridSpan w:val="2"/>
             <w:vAlign w:val="center"/>
           </w:tcPr>
           <w:p>
             <w:pPr>
-              <w:rPr>
-                <w:rFonts w:ascii="Arial" w:hAnsi="Arial" w:cs="Arial"/>
-                <w:b/>
-                <w:sz w:val="16"/>
-                <w:szCs w:val="16"/>
-              </w:rPr>
-            </w:pPr>
-          </w:p>
-        </w:tc>
-        <w:tc>
-          <w:tcPr>
-            <w:tcW w:w="1712" w:type="dxa"/>
-            <w:gridSpan w:val="3"/>
-            <w:vAlign w:val="center"/>
-          </w:tcPr>
-          <w:p>
-            <w:pPr>
-              <w:rPr>
-                <w:rFonts w:ascii="Arial" w:hAnsi="Arial" w:cs="Arial"/>
-                <w:b/>
-                <w:sz w:val="16"/>
-                <w:szCs w:val="16"/>
-              </w:rPr>
-            </w:pPr>
-            <w:r>
-              <w:rPr>
-                <w:rFonts w:ascii="Arial" w:hAnsi="Arial" w:cs="Arial"/>
-                <w:b/>
-                <w:sz w:val="16"/>
-                <w:szCs w:val="16"/>
-              </w:rPr>
-              <w:t>Data de fechamento:</w:t>
-            </w:r>
-          </w:p>
-        </w:tc>
-        <w:tc>
-          <w:tcPr>
-            <w:tcW w:w="1123" w:type="dxa"/>
-            <w:vAlign w:val="center"/>
-          </w:tcPr>
-          <w:p>
-            <w:pPr>
-              <w:ind w:left="-129"/>
-              <w:jc w:val="center"/>
-              <w:rPr>
-                <w:rFonts w:ascii="Arial" w:hAnsi="Arial" w:cs="Arial"/>
-                <w:bCs/>
-                <w:sz w:val="16"/>
-                <w:szCs w:val="16"/>
+              <w:ind w:left="-129"/>
+              <w:jc w:val="center"/>
+              <w:rPr>
+                <w:rFonts w:ascii="Arial" w:hAnsi="Arial" w:cs="Arial"/>
+                <w:bCs/>
               </w:rPr>
             </w:pPr>
           </w:p>
@@ -213,16 +195,12 @@
               <w:rPr>
                 <w:rFonts w:ascii="Arial" w:hAnsi="Arial" w:cs="Arial"/>
                 <w:b/>
-                <w:sz w:val="16"/>
-                <w:szCs w:val="16"/>
-              </w:rPr>
-            </w:pPr>
-            <w:r>
-              <w:rPr>
-                <w:rFonts w:ascii="Arial" w:hAnsi="Arial" w:cs="Arial"/>
-                <w:bCs/>
-                <w:sz w:val="16"/>
-                <w:szCs w:val="16"/>
+              </w:rPr>
+            </w:pPr>
+            <w:r>
+              <w:rPr>
+                <w:rFonts w:ascii="Arial" w:hAnsi="Arial" w:cs="Arial"/>
+                <w:bCs/>
               </w:rPr>
               <w:t xml:space="preserve"> </w:t>
             </w:r>
@@ -230,8 +208,6 @@
               <w:rPr>
                 <w:rFonts w:ascii="Arial" w:hAnsi="Arial" w:cs="Arial"/>
                 <w:b/>
-                <w:sz w:val="16"/>
-                <w:szCs w:val="16"/>
               </w:rPr>
               <w:t>Status atual:</w:t>
             </w:r>
@@ -239,17 +215,15 @@
         </w:tc>
         <w:tc>
           <w:tcPr>
-            <w:tcW w:w="1216" w:type="dxa"/>
-            <w:vAlign w:val="center"/>
-          </w:tcPr>
-          <w:p>
-            <w:pPr>
-              <w:ind w:left="-129"/>
-              <w:rPr>
-                <w:rFonts w:ascii="Arial" w:hAnsi="Arial" w:cs="Arial"/>
-                <w:b/>
-                <w:sz w:val="16"/>
-                <w:szCs w:val="16"/>
+            <w:tcW w:w="1218" w:type="dxa"/>
+            <w:vAlign w:val="center"/>
+          </w:tcPr>
+          <w:p>
+            <w:pPr>
+              <w:ind w:left="-129"/>
+              <w:rPr>
+                <w:rFonts w:ascii="Arial" w:hAnsi="Arial" w:cs="Arial"/>
+                <w:b/>
               </w:rPr>
             </w:pPr>
           </w:p>
@@ -262,7 +236,7 @@
         <w:tc>
           <w:tcPr>
             <w:tcW w:w="11619" w:type="dxa"/>
-            <w:gridSpan w:val="16"/>
+            <w:gridSpan w:val="19"/>
             <w:shd w:val="clear" w:color="auto" w:fill="D1D1D1" w:themeFill="background2" w:themeFillShade="E6"/>
             <w:vAlign w:val="center"/>
           </w:tcPr>
@@ -273,17 +247,13 @@
               <w:rPr>
                 <w:rFonts w:ascii="Arial" w:hAnsi="Arial" w:cs="Arial"/>
                 <w:bCs/>
-                <w:sz w:val="16"/>
-                <w:szCs w:val="16"/>
-              </w:rPr>
-            </w:pPr>
-            <w:r>
-              <w:rPr>
-                <w:rFonts w:ascii="Arial" w:hAnsi="Arial" w:cs="Arial"/>
-                <w:b/>
-                <w:bCs/>
-                <w:sz w:val="16"/>
-                <w:szCs w:val="16"/>
+              </w:rPr>
+            </w:pPr>
+            <w:r>
+              <w:rPr>
+                <w:rFonts w:ascii="Arial" w:hAnsi="Arial" w:cs="Arial"/>
+                <w:b/>
+                <w:bCs/>
               </w:rPr>
               <w:t>IDENTIFICAÇÃO DO CLIENTE</w:t>
             </w:r>
@@ -296,24 +266,20 @@
         </w:trPr>
         <w:tc>
           <w:tcPr>
-            <w:tcW w:w="1550" w:type="dxa"/>
-            <w:vAlign w:val="center"/>
-          </w:tcPr>
-          <w:p>
-            <w:pPr>
-              <w:rPr>
-                <w:rFonts w:ascii="Arial" w:hAnsi="Arial" w:cs="Arial"/>
-                <w:b/>
-                <w:sz w:val="16"/>
-                <w:szCs w:val="16"/>
-              </w:rPr>
-            </w:pPr>
-            <w:r>
-              <w:rPr>
-                <w:rFonts w:ascii="Arial" w:hAnsi="Arial" w:cs="Arial"/>
-                <w:b/>
-                <w:sz w:val="16"/>
-                <w:szCs w:val="16"/>
+            <w:tcW w:w="1547" w:type="dxa"/>
+            <w:vAlign w:val="center"/>
+          </w:tcPr>
+          <w:p>
+            <w:pPr>
+              <w:rPr>
+                <w:rFonts w:ascii="Arial" w:hAnsi="Arial" w:cs="Arial"/>
+                <w:b/>
+              </w:rPr>
+            </w:pPr>
+            <w:r>
+              <w:rPr>
+                <w:rFonts w:ascii="Arial" w:hAnsi="Arial" w:cs="Arial"/>
+                <w:b/>
               </w:rPr>
               <w:t>Nome cliente consumidor:</w:t>
             </w:r>
@@ -321,26 +287,22 @@
         </w:tc>
         <w:tc>
           <w:tcPr>
-            <w:tcW w:w="5097" w:type="dxa"/>
-            <w:gridSpan w:val="7"/>
-            <w:vAlign w:val="center"/>
-          </w:tcPr>
-          <w:p>
-            <w:pPr>
-              <w:ind w:left="-129"/>
-              <w:rPr>
-                <w:rFonts w:ascii="Arial" w:hAnsi="Arial" w:cs="Arial"/>
-                <w:bCs/>
-                <w:sz w:val="16"/>
-                <w:szCs w:val="16"/>
-              </w:rPr>
-            </w:pPr>
-            <w:r>
-              <w:rPr>
-                <w:rFonts w:ascii="Arial" w:hAnsi="Arial" w:cs="Arial"/>
-                <w:b/>
-                <w:sz w:val="16"/>
-                <w:szCs w:val="16"/>
+            <w:tcW w:w="5094" w:type="dxa"/>
+            <w:gridSpan w:val="9"/>
+            <w:vAlign w:val="center"/>
+          </w:tcPr>
+          <w:p>
+            <w:pPr>
+              <w:ind w:left="-129"/>
+              <w:rPr>
+                <w:rFonts w:ascii="Arial" w:hAnsi="Arial" w:cs="Arial"/>
+                <w:bCs/>
+              </w:rPr>
+            </w:pPr>
+            <w:r>
+              <w:rPr>
+                <w:rFonts w:ascii="Arial" w:hAnsi="Arial" w:cs="Arial"/>
+                <w:b/>
               </w:rPr>
               <w:t xml:space="preserve"> </w:t>
             </w:r>
@@ -354,35 +316,38 @@
         </w:tc>
         <w:tc>
           <w:tcPr>
-            <w:tcW w:w="2409" w:type="dxa"/>
-            <w:gridSpan w:val="3"/>
-            <w:vAlign w:val="center"/>
-          </w:tcPr>
-          <w:p>
-            <w:pPr>
-              <w:ind w:left="-129"/>
-              <w:jc w:val="center"/>
-              <w:rPr>
-                <w:rFonts w:ascii="Arial" w:hAnsi="Arial" w:cs="Arial"/>
-                <w:b/>
-                <w:sz w:val="16"/>
-                <w:szCs w:val="16"/>
-              </w:rPr>
-            </w:pPr>
-            <w:r>
-              <w:rPr>
-                <w:rFonts w:ascii="Arial" w:hAnsi="Arial" w:cs="Arial"/>
-                <w:b/>
-                <w:sz w:val="16"/>
-                <w:szCs w:val="16"/>
+            <w:tcW w:w="2413" w:type="dxa"/>
+            <w:gridSpan w:val="4"/>
+            <w:vAlign w:val="center"/>
+          </w:tcPr>
+          <w:p>
+            <w:pPr>
+              <w:ind w:left="-129"/>
+              <w:jc w:val="center"/>
+              <w:rPr>
+                <w:rFonts w:ascii="Arial" w:hAnsi="Arial" w:cs="Arial"/>
+                <w:b/>
+              </w:rPr>
+            </w:pPr>
+            <w:r>
+              <w:rPr>
+                <w:rFonts w:ascii="Arial" w:hAnsi="Arial" w:cs="Arial"/>
+                <w:b/>
               </w:rPr>
               <w:t>Nome cliente revendedor</w:t>
             </w:r>
-          </w:p>
-        </w:tc>
-        <w:tc>
-          <w:tcPr>
-            <w:tcW w:w="2563" w:type="dxa"/>
+            <w:r>
+              <w:rPr>
+                <w:rFonts w:ascii="Arial" w:hAnsi="Arial" w:cs="Arial"/>
+                <w:b/>
+              </w:rPr>
+              <w:t>:</w:t>
+            </w:r>
+          </w:p>
+        </w:tc>
+        <w:tc>
+          <w:tcPr>
+            <w:tcW w:w="2565" w:type="dxa"/>
             <w:gridSpan w:val="5"/>
             <w:vAlign w:val="center"/>
           </w:tcPr>
@@ -392,8 +357,6 @@
               <w:rPr>
                 <w:rFonts w:ascii="Arial" w:hAnsi="Arial" w:cs="Arial"/>
                 <w:bCs/>
-                <w:sz w:val="16"/>
-                <w:szCs w:val="16"/>
               </w:rPr>
             </w:pPr>
           </w:p>
@@ -405,7 +368,7 @@
         </w:trPr>
         <w:tc>
           <w:tcPr>
-            <w:tcW w:w="1550" w:type="dxa"/>
+            <w:tcW w:w="1547" w:type="dxa"/>
             <w:tcBorders>
               <w:bottom w:val="single" w:sz="4" w:space="0" w:color="auto"/>
             </w:tcBorders>
@@ -416,16 +379,12 @@
               <w:rPr>
                 <w:rFonts w:ascii="Arial" w:hAnsi="Arial" w:cs="Arial"/>
                 <w:b/>
-                <w:sz w:val="16"/>
-                <w:szCs w:val="16"/>
-              </w:rPr>
-            </w:pPr>
-            <w:r>
-              <w:rPr>
-                <w:rFonts w:ascii="Arial" w:hAnsi="Arial" w:cs="Arial"/>
-                <w:b/>
-                <w:sz w:val="16"/>
-                <w:szCs w:val="16"/>
+              </w:rPr>
+            </w:pPr>
+            <w:r>
+              <w:rPr>
+                <w:rFonts w:ascii="Arial" w:hAnsi="Arial" w:cs="Arial"/>
+                <w:b/>
               </w:rPr>
               <w:t>Contato:</w:t>
             </w:r>
@@ -433,7 +392,74 @@
         </w:tc>
         <w:tc>
           <w:tcPr>
-            <w:tcW w:w="5097" w:type="dxa"/>
+            <w:tcW w:w="5094" w:type="dxa"/>
+            <w:gridSpan w:val="9"/>
+            <w:tcBorders>
+              <w:bottom w:val="single" w:sz="4" w:space="0" w:color="auto"/>
+            </w:tcBorders>
+            <w:vAlign w:val="center"/>
+          </w:tcPr>
+          <w:p>
+            <w:pPr>
+              <w:ind w:left="-129"/>
+              <w:rPr>
+                <w:rFonts w:ascii="Arial" w:hAnsi="Arial" w:cs="Arial"/>
+                <w:bCs/>
+              </w:rPr>
+            </w:pPr>
+            <w:r>
+              <w:rPr>
+                <w:rFonts w:ascii="Arial" w:hAnsi="Arial" w:cs="Arial"/>
+                <w:bCs/>
+              </w:rPr>
+              <w:t xml:space="preserve"> </w:t>
+            </w:r>
+            <w:r>
+              <w:rPr>
+                <w:rFonts w:ascii="Arial" w:hAnsi="Arial" w:cs="Arial"/>
+                <w:bCs/>
+              </w:rPr>
+              <w:t xml:space="preserve"> </w:t>
+            </w:r>
+          </w:p>
+        </w:tc>
+        <w:tc>
+          <w:tcPr>
+            <w:tcW w:w="1290" w:type="dxa"/>
+            <w:gridSpan w:val="2"/>
+            <w:tcBorders>
+              <w:bottom w:val="single" w:sz="4" w:space="0" w:color="auto"/>
+            </w:tcBorders>
+            <w:vAlign w:val="center"/>
+          </w:tcPr>
+          <w:p>
+            <w:pPr>
+              <w:ind w:left="-129"/>
+              <w:jc w:val="center"/>
+              <w:rPr>
+                <w:rFonts w:ascii="Arial" w:hAnsi="Arial" w:cs="Arial"/>
+                <w:b/>
+              </w:rPr>
+            </w:pPr>
+            <w:r>
+              <w:rPr>
+                <w:rFonts w:ascii="Arial" w:hAnsi="Arial" w:cs="Arial"/>
+                <w:b/>
+              </w:rPr>
+              <w:t>Cidade</w:t>
+            </w:r>
+            <w:r>
+              <w:rPr>
+                <w:rFonts w:ascii="Arial" w:hAnsi="Arial" w:cs="Arial"/>
+                <w:b/>
+              </w:rPr>
+              <w:t>:</w:t>
+            </w:r>
+          </w:p>
+        </w:tc>
+        <w:tc>
+          <w:tcPr>
+            <w:tcW w:w="3688" w:type="dxa"/>
             <w:gridSpan w:val="7"/>
             <w:tcBorders>
               <w:bottom w:val="single" w:sz="4" w:space="0" w:color="auto"/>
@@ -446,85 +472,6 @@
               <w:rPr>
                 <w:rFonts w:ascii="Arial" w:hAnsi="Arial" w:cs="Arial"/>
                 <w:bCs/>
-                <w:sz w:val="16"/>
-                <w:szCs w:val="16"/>
-              </w:rPr>
-            </w:pPr>
-            <w:r>
-              <w:rPr>
-                <w:rFonts w:ascii="Arial" w:hAnsi="Arial" w:cs="Arial"/>
-                <w:bCs/>
-                <w:sz w:val="16"/>
-                <w:szCs w:val="16"/>
-              </w:rPr>
-              <w:t xml:space="preserve"> </w:t>
-            </w:r>
-            <w:r>
-              <w:rPr>
-                <w:rFonts w:ascii="Arial" w:hAnsi="Arial" w:cs="Arial"/>
-                <w:bCs/>
-              </w:rPr>
-              <w:t xml:space="preserve"> </w:t>
-            </w:r>
-          </w:p>
-        </w:tc>
-        <w:tc>
-          <w:tcPr>
-            <w:tcW w:w="1286" w:type="dxa"/>
-            <w:gridSpan w:val="2"/>
-            <w:tcBorders>
-              <w:bottom w:val="single" w:sz="4" w:space="0" w:color="auto"/>
-            </w:tcBorders>
-            <w:vAlign w:val="center"/>
-          </w:tcPr>
-          <w:p>
-            <w:pPr>
-              <w:ind w:left="-129"/>
-              <w:jc w:val="center"/>
-              <w:rPr>
-                <w:rFonts w:ascii="Arial" w:hAnsi="Arial" w:cs="Arial"/>
-                <w:b/>
-                <w:sz w:val="16"/>
-                <w:szCs w:val="16"/>
-              </w:rPr>
-            </w:pPr>
-            <w:r>
-              <w:rPr>
-                <w:rFonts w:ascii="Arial" w:hAnsi="Arial" w:cs="Arial"/>
-                <w:b/>
-                <w:sz w:val="16"/>
-                <w:szCs w:val="16"/>
-              </w:rPr>
-              <w:t>Cidade</w:t>
-            </w:r>
-            <w:r>
-              <w:rPr>
-                <w:rFonts w:ascii="Arial" w:hAnsi="Arial" w:cs="Arial"/>
-                <w:b/>
-                <w:sz w:val="16"/>
-                <w:szCs w:val="16"/>
-              </w:rPr>
-              <w:t>:</w:t>
-            </w:r>
-          </w:p>
-        </w:tc>
-        <w:tc>
-          <w:tcPr>
-            <w:tcW w:w="3686" w:type="dxa"/>
-            <w:gridSpan w:val="6"/>
-            <w:tcBorders>
-              <w:bottom w:val="single" w:sz="4" w:space="0" w:color="auto"/>
-            </w:tcBorders>
-            <w:vAlign w:val="center"/>
-          </w:tcPr>
-          <w:p>
-            <w:pPr>
-              <w:ind w:left="-129"/>
-              <w:rPr>
-                <w:rFonts w:ascii="Arial" w:hAnsi="Arial" w:cs="Arial"/>
-                <w:bCs/>
-                <w:sz w:val="16"/>
-                <w:szCs w:val="16"/>
               </w:rPr>
             </w:pPr>
           </w:p>
@@ -536,7 +483,7 @@
         </w:trPr>
         <w:tc>
           <w:tcPr>
-            <w:tcW w:w="1550" w:type="dxa"/>
+            <w:tcW w:w="1547" w:type="dxa"/>
             <w:tcBorders>
               <w:bottom w:val="single" w:sz="4" w:space="0" w:color="auto"/>
             </w:tcBorders>
@@ -547,16 +494,12 @@
               <w:rPr>
                 <w:rFonts w:ascii="Arial" w:hAnsi="Arial" w:cs="Arial"/>
                 <w:b/>
-                <w:sz w:val="16"/>
-                <w:szCs w:val="16"/>
-              </w:rPr>
-            </w:pPr>
-            <w:r>
-              <w:rPr>
-                <w:rFonts w:ascii="Arial" w:hAnsi="Arial" w:cs="Arial"/>
-                <w:b/>
-                <w:sz w:val="16"/>
-                <w:szCs w:val="16"/>
+              </w:rPr>
+            </w:pPr>
+            <w:r>
+              <w:rPr>
+                <w:rFonts w:ascii="Arial" w:hAnsi="Arial" w:cs="Arial"/>
+                <w:b/>
               </w:rPr>
               <w:t>Telefone:</w:t>
             </w:r>
@@ -564,7 +507,70 @@
         </w:tc>
         <w:tc>
           <w:tcPr>
-            <w:tcW w:w="5097" w:type="dxa"/>
+            <w:tcW w:w="5094" w:type="dxa"/>
+            <w:gridSpan w:val="9"/>
+            <w:tcBorders>
+              <w:bottom w:val="single" w:sz="4" w:space="0" w:color="auto"/>
+            </w:tcBorders>
+            <w:vAlign w:val="center"/>
+          </w:tcPr>
+          <w:p>
+            <w:pPr>
+              <w:ind w:left="-129"/>
+              <w:rPr>
+                <w:rFonts w:ascii="Arial" w:hAnsi="Arial" w:cs="Arial"/>
+                <w:bCs/>
+              </w:rPr>
+            </w:pPr>
+            <w:r>
+              <w:rPr>
+                <w:rFonts w:ascii="Arial" w:hAnsi="Arial" w:cs="Arial"/>
+                <w:bCs/>
+              </w:rPr>
+              <w:t xml:space="preserve"> </w:t>
+            </w:r>
+            <w:r>
+              <w:rPr>
+                <w:rFonts w:ascii="Arial" w:hAnsi="Arial" w:cs="Arial"/>
+                <w:color w:val="222222"/>
+                <w:sz w:val="15"/>
+                <w:szCs w:val="15"/>
+                <w:shd w:val="clear" w:color="auto" w:fill="FCFCFC"/>
+              </w:rPr>
+              <w:t xml:space="preserve"> </w:t>
+            </w:r>
+          </w:p>
+        </w:tc>
+        <w:tc>
+          <w:tcPr>
+            <w:tcW w:w="1290" w:type="dxa"/>
+            <w:gridSpan w:val="2"/>
+            <w:tcBorders>
+              <w:bottom w:val="single" w:sz="4" w:space="0" w:color="auto"/>
+            </w:tcBorders>
+            <w:vAlign w:val="center"/>
+          </w:tcPr>
+          <w:p>
+            <w:pPr>
+              <w:ind w:left="-129"/>
+              <w:jc w:val="center"/>
+              <w:rPr>
+                <w:rFonts w:ascii="Arial" w:hAnsi="Arial" w:cs="Arial"/>
+                <w:b/>
+              </w:rPr>
+            </w:pPr>
+            <w:r>
+              <w:rPr>
+                <w:rFonts w:ascii="Arial" w:hAnsi="Arial" w:cs="Arial"/>
+                <w:b/>
+              </w:rPr>
+              <w:t>Bairro:</w:t>
+            </w:r>
+          </w:p>
+        </w:tc>
+        <w:tc>
+          <w:tcPr>
+            <w:tcW w:w="3688" w:type="dxa"/>
             <w:gridSpan w:val="7"/>
             <w:tcBorders>
               <w:bottom w:val="single" w:sz="4" w:space="0" w:color="auto"/>
@@ -577,79 +583,6 @@
               <w:rPr>
                 <w:rFonts w:ascii="Arial" w:hAnsi="Arial" w:cs="Arial"/>
                 <w:bCs/>
-                <w:sz w:val="16"/>
-                <w:szCs w:val="16"/>
-              </w:rPr>
-            </w:pPr>
-            <w:r>
-              <w:rPr>
-                <w:rFonts w:ascii="Arial" w:hAnsi="Arial" w:cs="Arial"/>
-                <w:bCs/>
-                <w:sz w:val="16"/>
-                <w:szCs w:val="16"/>
-              </w:rPr>
-              <w:t xml:space="preserve"> </w:t>
-            </w:r>
-            <w:r>
-              <w:rPr>
-                <w:rFonts w:ascii="Arial" w:hAnsi="Arial" w:cs="Arial"/>
-                <w:color w:val="222222"/>
-                <w:sz w:val="15"/>
-                <w:szCs w:val="15"/>
-                <w:shd w:val="clear" w:color="auto" w:fill="FCFCFC"/>
-              </w:rPr>
-              <w:t xml:space="preserve"> </w:t>
-            </w:r>
-          </w:p>
-        </w:tc>
-        <w:tc>
-          <w:tcPr>
-            <w:tcW w:w="1286" w:type="dxa"/>
-            <w:gridSpan w:val="2"/>
-            <w:tcBorders>
-              <w:bottom w:val="single" w:sz="4" w:space="0" w:color="auto"/>
-            </w:tcBorders>
-            <w:vAlign w:val="center"/>
-          </w:tcPr>
-          <w:p>
-            <w:pPr>
-              <w:ind w:left="-129"/>
-              <w:jc w:val="center"/>
-              <w:rPr>
-                <w:rFonts w:ascii="Arial" w:hAnsi="Arial" w:cs="Arial"/>
-                <w:b/>
-                <w:sz w:val="16"/>
-                <w:szCs w:val="16"/>
-              </w:rPr>
-            </w:pPr>
-            <w:r>
-              <w:rPr>
-                <w:rFonts w:ascii="Arial" w:hAnsi="Arial" w:cs="Arial"/>
-                <w:b/>
-                <w:sz w:val="16"/>
-                <w:szCs w:val="16"/>
-              </w:rPr>
-              <w:t>Bairro:</w:t>
-            </w:r>
-          </w:p>
-        </w:tc>
-        <w:tc>
-          <w:tcPr>
-            <w:tcW w:w="3686" w:type="dxa"/>
-            <w:gridSpan w:val="6"/>
-            <w:tcBorders>
-              <w:bottom w:val="single" w:sz="4" w:space="0" w:color="auto"/>
-            </w:tcBorders>
-            <w:vAlign w:val="center"/>
-          </w:tcPr>
-          <w:p>
-            <w:pPr>
-              <w:ind w:left="-129"/>
-              <w:rPr>
-                <w:rFonts w:ascii="Arial" w:hAnsi="Arial" w:cs="Arial"/>
-                <w:bCs/>
-                <w:sz w:val="16"/>
-                <w:szCs w:val="16"/>
               </w:rPr>
             </w:pPr>
           </w:p>
@@ -661,7 +594,7 @@
         </w:trPr>
         <w:tc>
           <w:tcPr>
-            <w:tcW w:w="1550" w:type="dxa"/>
+            <w:tcW w:w="1547" w:type="dxa"/>
             <w:tcBorders>
               <w:bottom w:val="single" w:sz="4" w:space="0" w:color="auto"/>
             </w:tcBorders>
@@ -672,16 +605,12 @@
               <w:rPr>
                 <w:rFonts w:ascii="Arial" w:hAnsi="Arial" w:cs="Arial"/>
                 <w:b/>
-                <w:sz w:val="16"/>
-                <w:szCs w:val="16"/>
-              </w:rPr>
-            </w:pPr>
-            <w:r>
-              <w:rPr>
-                <w:rFonts w:ascii="Arial" w:hAnsi="Arial" w:cs="Arial"/>
-                <w:b/>
-                <w:sz w:val="16"/>
-                <w:szCs w:val="16"/>
+              </w:rPr>
+            </w:pPr>
+            <w:r>
+              <w:rPr>
+                <w:rFonts w:ascii="Arial" w:hAnsi="Arial" w:cs="Arial"/>
+                <w:b/>
               </w:rPr>
               <w:t>Endereço:</w:t>
             </w:r>
@@ -689,7 +618,53 @@
         </w:tc>
         <w:tc>
           <w:tcPr>
-            <w:tcW w:w="5097" w:type="dxa"/>
+            <w:tcW w:w="5094" w:type="dxa"/>
+            <w:gridSpan w:val="9"/>
+            <w:tcBorders>
+              <w:bottom w:val="single" w:sz="4" w:space="0" w:color="auto"/>
+            </w:tcBorders>
+            <w:vAlign w:val="center"/>
+          </w:tcPr>
+          <w:p>
+            <w:pPr>
+              <w:ind w:left="-129"/>
+              <w:rPr>
+                <w:rFonts w:ascii="Arial" w:hAnsi="Arial" w:cs="Arial"/>
+                <w:bCs/>
+              </w:rPr>
+            </w:pPr>
+          </w:p>
+        </w:tc>
+        <w:tc>
+          <w:tcPr>
+            <w:tcW w:w="1290" w:type="dxa"/>
+            <w:gridSpan w:val="2"/>
+            <w:tcBorders>
+              <w:bottom w:val="single" w:sz="4" w:space="0" w:color="auto"/>
+            </w:tcBorders>
+            <w:vAlign w:val="center"/>
+          </w:tcPr>
+          <w:p>
+            <w:pPr>
+              <w:ind w:left="-129"/>
+              <w:jc w:val="center"/>
+              <w:rPr>
+                <w:rFonts w:ascii="Arial" w:hAnsi="Arial" w:cs="Arial"/>
+                <w:b/>
+              </w:rPr>
+            </w:pPr>
+            <w:r>
+              <w:rPr>
+                <w:rFonts w:ascii="Arial" w:hAnsi="Arial" w:cs="Arial"/>
+                <w:b/>
+              </w:rPr>
+              <w:t>Ponto De Referência:</w:t>
+            </w:r>
+          </w:p>
+        </w:tc>
+        <w:tc>
+          <w:tcPr>
+            <w:tcW w:w="3688" w:type="dxa"/>
             <w:gridSpan w:val="7"/>
             <w:tcBorders>
               <w:bottom w:val="single" w:sz="4" w:space="0" w:color="auto"/>
@@ -702,60 +677,6 @@
               <w:rPr>
                 <w:rFonts w:ascii="Arial" w:hAnsi="Arial" w:cs="Arial"/>
                 <w:bCs/>
-                <w:sz w:val="16"/>
-                <w:szCs w:val="16"/>
-              </w:rPr>
-            </w:pPr>
-          </w:p>
-        </w:tc>
-        <w:tc>
-          <w:tcPr>
-            <w:tcW w:w="1286" w:type="dxa"/>
-            <w:gridSpan w:val="2"/>
-            <w:tcBorders>
-              <w:bottom w:val="single" w:sz="4" w:space="0" w:color="auto"/>
-            </w:tcBorders>
-            <w:vAlign w:val="center"/>
-          </w:tcPr>
-          <w:p>
-            <w:pPr>
-              <w:ind w:left="-129"/>
-              <w:jc w:val="center"/>
-              <w:rPr>
-                <w:rFonts w:ascii="Arial" w:hAnsi="Arial" w:cs="Arial"/>
-                <w:b/>
-                <w:sz w:val="16"/>
-                <w:szCs w:val="16"/>
-              </w:rPr>
-            </w:pPr>
-            <w:r>
-              <w:rPr>
-                <w:rFonts w:ascii="Arial" w:hAnsi="Arial" w:cs="Arial"/>
-                <w:b/>
-                <w:sz w:val="16"/>
-                <w:szCs w:val="16"/>
-              </w:rPr>
-              <w:t>Ponto De Referência:</w:t>
-            </w:r>
-          </w:p>
-        </w:tc>
-        <w:tc>
-          <w:tcPr>
-            <w:tcW w:w="3686" w:type="dxa"/>
-            <w:gridSpan w:val="6"/>
-            <w:tcBorders>
-              <w:bottom w:val="single" w:sz="4" w:space="0" w:color="auto"/>
-            </w:tcBorders>
-            <w:vAlign w:val="center"/>
-          </w:tcPr>
-          <w:p>
-            <w:pPr>
-              <w:ind w:left="-129"/>
-              <w:rPr>
-                <w:rFonts w:ascii="Arial" w:hAnsi="Arial" w:cs="Arial"/>
-                <w:bCs/>
-                <w:sz w:val="16"/>
-                <w:szCs w:val="16"/>
               </w:rPr>
             </w:pPr>
           </w:p>
@@ -768,7 +689,7 @@
         <w:tc>
           <w:tcPr>
             <w:tcW w:w="11619" w:type="dxa"/>
-            <w:gridSpan w:val="16"/>
+            <w:gridSpan w:val="19"/>
             <w:tcBorders>
               <w:bottom w:val="single" w:sz="4" w:space="0" w:color="auto"/>
             </w:tcBorders>
@@ -782,17 +703,13 @@
               <w:rPr>
                 <w:rFonts w:ascii="Arial" w:hAnsi="Arial" w:cs="Arial"/>
                 <w:bCs/>
-                <w:sz w:val="16"/>
-                <w:szCs w:val="16"/>
-              </w:rPr>
-            </w:pPr>
-            <w:r>
-              <w:rPr>
-                <w:rFonts w:ascii="Arial" w:hAnsi="Arial" w:cs="Arial"/>
-                <w:b/>
-                <w:bCs/>
-                <w:sz w:val="16"/>
-                <w:szCs w:val="16"/>
+              </w:rPr>
+            </w:pPr>
+            <w:r>
+              <w:rPr>
+                <w:rFonts w:ascii="Arial" w:hAnsi="Arial" w:cs="Arial"/>
+                <w:b/>
+                <w:bCs/>
               </w:rPr>
               <w:t>IDENTIFICAÇÃO DO PRODUTO</w:t>
             </w:r>
@@ -805,7 +722,7 @@
         </w:trPr>
         <w:tc>
           <w:tcPr>
-            <w:tcW w:w="3114" w:type="dxa"/>
+            <w:tcW w:w="3108" w:type="dxa"/>
             <w:gridSpan w:val="3"/>
             <w:shd w:val="clear" w:color="auto" w:fill="FFFFFF" w:themeFill="background1"/>
             <w:vAlign w:val="center"/>
@@ -818,17 +735,13 @@
                 <w:rFonts w:ascii="Arial" w:hAnsi="Arial" w:cs="Arial"/>
                 <w:b/>
                 <w:bCs/>
-                <w:sz w:val="16"/>
-                <w:szCs w:val="16"/>
-              </w:rPr>
-            </w:pPr>
-            <w:r>
-              <w:rPr>
-                <w:rFonts w:ascii="Arial" w:hAnsi="Arial" w:cs="Arial"/>
-                <w:b/>
-                <w:bCs/>
-                <w:sz w:val="16"/>
-                <w:szCs w:val="16"/>
+              </w:rPr>
+            </w:pPr>
+            <w:r>
+              <w:rPr>
+                <w:rFonts w:ascii="Arial" w:hAnsi="Arial" w:cs="Arial"/>
+                <w:b/>
+                <w:bCs/>
               </w:rPr>
               <w:t>Produto:</w:t>
             </w:r>
@@ -849,8 +762,6 @@
                 <w:rFonts w:ascii="Arial" w:hAnsi="Arial" w:cs="Arial"/>
                 <w:b/>
                 <w:bCs/>
-                <w:sz w:val="16"/>
-                <w:szCs w:val="16"/>
               </w:rPr>
             </w:pPr>
           </w:p>
@@ -858,7 +769,7 @@
         <w:tc>
           <w:tcPr>
             <w:tcW w:w="3402" w:type="dxa"/>
-            <w:gridSpan w:val="6"/>
+            <w:gridSpan w:val="9"/>
             <w:shd w:val="clear" w:color="auto" w:fill="FFFFFF" w:themeFill="background1"/>
             <w:vAlign w:val="center"/>
           </w:tcPr>
@@ -870,17 +781,13 @@
                 <w:rFonts w:ascii="Arial" w:hAnsi="Arial" w:cs="Arial"/>
                 <w:b/>
                 <w:bCs/>
-                <w:sz w:val="16"/>
-                <w:szCs w:val="16"/>
-              </w:rPr>
-            </w:pPr>
-            <w:r>
-              <w:rPr>
-                <w:rFonts w:ascii="Arial" w:hAnsi="Arial" w:cs="Arial"/>
-                <w:b/>
-                <w:bCs/>
-                <w:sz w:val="16"/>
-                <w:szCs w:val="16"/>
+              </w:rPr>
+            </w:pPr>
+            <w:r>
+              <w:rPr>
+                <w:rFonts w:ascii="Arial" w:hAnsi="Arial" w:cs="Arial"/>
+                <w:b/>
+                <w:bCs/>
               </w:rPr>
               <w:t>Nº Série/Lote Do Produto:</w:t>
             </w:r>
@@ -888,7 +795,7 @@
         </w:tc>
         <w:tc>
           <w:tcPr>
-            <w:tcW w:w="2552" w:type="dxa"/>
+            <w:tcW w:w="2558" w:type="dxa"/>
             <w:gridSpan w:val="4"/>
             <w:shd w:val="clear" w:color="auto" w:fill="FFFFFF" w:themeFill="background1"/>
             <w:vAlign w:val="center"/>
@@ -901,8 +808,6 @@
                 <w:rFonts w:ascii="Arial" w:hAnsi="Arial" w:cs="Arial"/>
                 <w:b/>
                 <w:bCs/>
-                <w:sz w:val="16"/>
-                <w:szCs w:val="16"/>
               </w:rPr>
             </w:pPr>
           </w:p>
@@ -914,7 +819,7 @@
         </w:trPr>
         <w:tc>
           <w:tcPr>
-            <w:tcW w:w="3114" w:type="dxa"/>
+            <w:tcW w:w="3108" w:type="dxa"/>
             <w:gridSpan w:val="3"/>
             <w:shd w:val="clear" w:color="auto" w:fill="FFFFFF" w:themeFill="background1"/>
             <w:vAlign w:val="center"/>
@@ -927,19 +832,33 @@
                 <w:rFonts w:ascii="Arial" w:hAnsi="Arial" w:cs="Arial"/>
                 <w:b/>
                 <w:bCs/>
-                <w:sz w:val="16"/>
-                <w:szCs w:val="16"/>
-              </w:rPr>
-            </w:pPr>
-            <w:r>
-              <w:rPr>
-                <w:rFonts w:ascii="Arial" w:hAnsi="Arial" w:cs="Arial"/>
-                <w:b/>
-                <w:bCs/>
-                <w:sz w:val="16"/>
-                <w:szCs w:val="16"/>
-              </w:rPr>
-              <w:t>Data Emissão Nf:</w:t>
+              </w:rPr>
+            </w:pPr>
+            <w:r>
+              <w:rPr>
+                <w:rFonts w:ascii="Arial" w:hAnsi="Arial" w:cs="Arial"/>
+                <w:b/>
+                <w:bCs/>
+              </w:rPr>
+              <w:t xml:space="preserve">Data Emissão </w:t>
+            </w:r>
+            <w:proofErr w:type="spellStart"/>
+            <w:r>
+              <w:rPr>
+                <w:rFonts w:ascii="Arial" w:hAnsi="Arial" w:cs="Arial"/>
+                <w:b/>
+                <w:bCs/>
+              </w:rPr>
+              <w:t>Nf</w:t>
+            </w:r>
+            <w:proofErr w:type="spellEnd"/>
+            <w:r>
+              <w:rPr>
+                <w:rFonts w:ascii="Arial" w:hAnsi="Arial" w:cs="Arial"/>
+                <w:b/>
+                <w:bCs/>
+              </w:rPr>
+              <w:t>:</w:t>
             </w:r>
           </w:p>
         </w:tc>
@@ -958,8 +877,6 @@
                 <w:rFonts w:ascii="Arial" w:hAnsi="Arial" w:cs="Arial"/>
                 <w:b/>
                 <w:bCs/>
-                <w:sz w:val="16"/>
-                <w:szCs w:val="16"/>
               </w:rPr>
             </w:pPr>
           </w:p>
@@ -967,7 +884,7 @@
         <w:tc>
           <w:tcPr>
             <w:tcW w:w="3402" w:type="dxa"/>
-            <w:gridSpan w:val="6"/>
+            <w:gridSpan w:val="9"/>
             <w:shd w:val="clear" w:color="auto" w:fill="FFFFFF" w:themeFill="background1"/>
             <w:vAlign w:val="center"/>
           </w:tcPr>
@@ -979,17 +896,13 @@
                 <w:rFonts w:ascii="Arial" w:hAnsi="Arial" w:cs="Arial"/>
                 <w:b/>
                 <w:bCs/>
-                <w:sz w:val="16"/>
-                <w:szCs w:val="16"/>
-              </w:rPr>
-            </w:pPr>
-            <w:r>
-              <w:rPr>
-                <w:rFonts w:ascii="Arial" w:hAnsi="Arial" w:cs="Arial"/>
-                <w:b/>
-                <w:bCs/>
-                <w:sz w:val="16"/>
-                <w:szCs w:val="16"/>
+              </w:rPr>
+            </w:pPr>
+            <w:r>
+              <w:rPr>
+                <w:rFonts w:ascii="Arial" w:hAnsi="Arial" w:cs="Arial"/>
+                <w:b/>
+                <w:bCs/>
               </w:rPr>
               <w:t>Nota Fiscal Nº:</w:t>
             </w:r>
@@ -997,7 +910,7 @@
         </w:tc>
         <w:tc>
           <w:tcPr>
-            <w:tcW w:w="2552" w:type="dxa"/>
+            <w:tcW w:w="2558" w:type="dxa"/>
             <w:gridSpan w:val="4"/>
             <w:shd w:val="clear" w:color="auto" w:fill="FFFFFF" w:themeFill="background1"/>
             <w:vAlign w:val="center"/>
@@ -1010,8 +923,6 @@
                 <w:rFonts w:ascii="Arial" w:hAnsi="Arial" w:cs="Arial"/>
                 <w:b/>
                 <w:bCs/>
-                <w:sz w:val="16"/>
-                <w:szCs w:val="16"/>
               </w:rPr>
             </w:pPr>
           </w:p>
@@ -1023,7 +934,7 @@
         </w:trPr>
         <w:tc>
           <w:tcPr>
-            <w:tcW w:w="3114" w:type="dxa"/>
+            <w:tcW w:w="3108" w:type="dxa"/>
             <w:gridSpan w:val="3"/>
             <w:shd w:val="clear" w:color="auto" w:fill="FFFFFF" w:themeFill="background1"/>
             <w:vAlign w:val="center"/>
@@ -1036,17 +947,13 @@
                 <w:rFonts w:ascii="Arial" w:hAnsi="Arial" w:cs="Arial"/>
                 <w:b/>
                 <w:bCs/>
-                <w:sz w:val="16"/>
-                <w:szCs w:val="16"/>
-              </w:rPr>
-            </w:pPr>
-            <w:r>
-              <w:rPr>
-                <w:rFonts w:ascii="Arial" w:hAnsi="Arial" w:cs="Arial"/>
-                <w:b/>
-                <w:bCs/>
-                <w:sz w:val="16"/>
-                <w:szCs w:val="16"/>
+              </w:rPr>
+            </w:pPr>
+            <w:r>
+              <w:rPr>
+                <w:rFonts w:ascii="Arial" w:hAnsi="Arial" w:cs="Arial"/>
+                <w:b/>
+                <w:bCs/>
               </w:rPr>
               <w:t>Quantidade:</w:t>
             </w:r>
@@ -1067,8 +974,6 @@
                 <w:rFonts w:ascii="Arial" w:hAnsi="Arial" w:cs="Arial"/>
                 <w:b/>
                 <w:bCs/>
-                <w:sz w:val="16"/>
-                <w:szCs w:val="16"/>
               </w:rPr>
             </w:pPr>
           </w:p>
@@ -1076,7 +981,7 @@
         <w:tc>
           <w:tcPr>
             <w:tcW w:w="3402" w:type="dxa"/>
-            <w:gridSpan w:val="6"/>
+            <w:gridSpan w:val="9"/>
             <w:shd w:val="clear" w:color="auto" w:fill="FFFFFF" w:themeFill="background1"/>
             <w:vAlign w:val="center"/>
           </w:tcPr>
@@ -1088,17 +993,13 @@
                 <w:rFonts w:ascii="Arial" w:hAnsi="Arial" w:cs="Arial"/>
                 <w:b/>
                 <w:bCs/>
-                <w:sz w:val="16"/>
-                <w:szCs w:val="16"/>
-              </w:rPr>
-            </w:pPr>
-            <w:r>
-              <w:rPr>
-                <w:rFonts w:ascii="Arial" w:hAnsi="Arial" w:cs="Arial"/>
-                <w:b/>
-                <w:bCs/>
-                <w:sz w:val="16"/>
-                <w:szCs w:val="16"/>
+              </w:rPr>
+            </w:pPr>
+            <w:r>
+              <w:rPr>
+                <w:rFonts w:ascii="Arial" w:hAnsi="Arial" w:cs="Arial"/>
+                <w:b/>
+                <w:bCs/>
               </w:rPr>
               <w:t>Pedido Nº:</w:t>
             </w:r>
@@ -1106,7 +1007,7 @@
         </w:tc>
         <w:tc>
           <w:tcPr>
-            <w:tcW w:w="2552" w:type="dxa"/>
+            <w:tcW w:w="2558" w:type="dxa"/>
             <w:gridSpan w:val="4"/>
             <w:shd w:val="clear" w:color="auto" w:fill="FFFFFF" w:themeFill="background1"/>
             <w:vAlign w:val="center"/>
@@ -1119,8 +1020,6 @@
                 <w:rFonts w:ascii="Arial" w:hAnsi="Arial" w:cs="Arial"/>
                 <w:b/>
                 <w:bCs/>
-                <w:sz w:val="16"/>
-                <w:szCs w:val="16"/>
               </w:rPr>
             </w:pPr>
           </w:p>
@@ -1133,7 +1032,7 @@
         <w:tc>
           <w:tcPr>
             <w:tcW w:w="11619" w:type="dxa"/>
-            <w:gridSpan w:val="16"/>
+            <w:gridSpan w:val="19"/>
             <w:shd w:val="clear" w:color="auto" w:fill="D1D1D1" w:themeFill="background2" w:themeFillShade="E6"/>
             <w:vAlign w:val="center"/>
           </w:tcPr>
@@ -1145,19 +1044,23 @@
                 <w:rFonts w:ascii="Arial" w:hAnsi="Arial" w:cs="Arial"/>
                 <w:b/>
                 <w:bCs/>
-                <w:sz w:val="16"/>
-                <w:szCs w:val="16"/>
-              </w:rPr>
-            </w:pPr>
-            <w:r>
-              <w:rPr>
-                <w:rFonts w:ascii="Arial" w:hAnsi="Arial" w:cs="Arial"/>
-                <w:b/>
-                <w:bCs/>
-                <w:sz w:val="16"/>
-                <w:szCs w:val="16"/>
-              </w:rPr>
-              <w:t>1 - RECLAMAÇÃO / SUGESTÃO</w:t>
+              </w:rPr>
+            </w:pPr>
+            <w:r>
+              <w:rPr>
+                <w:rFonts w:ascii="Arial" w:hAnsi="Arial" w:cs="Arial"/>
+                <w:b/>
+                <w:bCs/>
+              </w:rPr>
+              <w:t xml:space="preserve">1 - RECLAMAÇÃO / </w:t>
+            </w:r>
+            <w:r>
+              <w:rPr>
+                <w:rFonts w:ascii="Arial" w:hAnsi="Arial" w:cs="Arial"/>
+                <w:b/>
+                <w:bCs/>
+              </w:rPr>
+              <w:t>CAUSA</w:t>
             </w:r>
           </w:p>
         </w:tc>
@@ -1168,7 +1071,7 @@
         </w:trPr>
         <w:tc>
           <w:tcPr>
-            <w:tcW w:w="3114" w:type="dxa"/>
+            <w:tcW w:w="3108" w:type="dxa"/>
             <w:gridSpan w:val="3"/>
             <w:shd w:val="clear" w:color="auto" w:fill="FFFFFF" w:themeFill="background1"/>
             <w:vAlign w:val="center"/>
@@ -1181,17 +1084,13 @@
                 <w:rFonts w:ascii="Arial" w:hAnsi="Arial" w:cs="Arial"/>
                 <w:b/>
                 <w:bCs/>
-                <w:sz w:val="16"/>
-                <w:szCs w:val="16"/>
-              </w:rPr>
-            </w:pPr>
-            <w:r>
-              <w:rPr>
-                <w:rFonts w:ascii="Arial" w:hAnsi="Arial" w:cs="Arial"/>
-                <w:b/>
-                <w:bCs/>
-                <w:sz w:val="16"/>
-                <w:szCs w:val="16"/>
+              </w:rPr>
+            </w:pPr>
+            <w:r>
+              <w:rPr>
+                <w:rFonts w:ascii="Arial" w:hAnsi="Arial" w:cs="Arial"/>
+                <w:b/>
+                <w:bCs/>
               </w:rPr>
               <w:t>Tipo de reclamação</w:t>
             </w:r>
@@ -1199,8 +1098,8 @@
         </w:tc>
         <w:tc>
           <w:tcPr>
-            <w:tcW w:w="8505" w:type="dxa"/>
-            <w:gridSpan w:val="13"/>
+            <w:tcW w:w="2837" w:type="dxa"/>
+            <w:gridSpan w:val="4"/>
             <w:shd w:val="clear" w:color="auto" w:fill="FFFFFF" w:themeFill="background1"/>
             <w:vAlign w:val="center"/>
           </w:tcPr>
@@ -1212,8 +1111,68 @@
                 <w:rFonts w:ascii="Arial" w:hAnsi="Arial" w:cs="Arial"/>
                 <w:b/>
                 <w:bCs/>
-                <w:sz w:val="16"/>
-                <w:szCs w:val="16"/>
+              </w:rPr>
+            </w:pPr>
+          </w:p>
+        </w:tc>
+        <w:tc>
+          <w:tcPr>
+            <w:tcW w:w="2837" w:type="dxa"/>
+            <w:gridSpan w:val="6"/>
+            <w:shd w:val="clear" w:color="auto" w:fill="FFFFFF" w:themeFill="background1"/>
+            <w:vAlign w:val="center"/>
+          </w:tcPr>
+          <w:p>
+            <w:pPr>
+              <w:ind w:left="-129"/>
+              <w:jc w:val="center"/>
+              <w:rPr>
+                <w:rFonts w:ascii="Arial" w:hAnsi="Arial" w:cs="Arial"/>
+                <w:b/>
+                <w:bCs/>
+              </w:rPr>
+            </w:pPr>
+            <w:r>
+              <w:rPr>
+                <w:rFonts w:ascii="Arial" w:hAnsi="Arial" w:cs="Arial"/>
+                <w:b/>
+                <w:bCs/>
+              </w:rPr>
+              <w:t>Ca</w:t>
+            </w:r>
+            <w:r>
+              <w:rPr>
+                <w:rFonts w:ascii="Arial" w:hAnsi="Arial" w:cs="Arial"/>
+                <w:b/>
+                <w:bCs/>
+              </w:rPr>
+              <w:t>usa do problema</w:t>
+            </w:r>
+            <w:r>
+              <w:rPr>
+                <w:rFonts w:ascii="Arial" w:hAnsi="Arial" w:cs="Arial"/>
+                <w:b/>
+                <w:bCs/>
+              </w:rPr>
+              <w:t>:</w:t>
+            </w:r>
+          </w:p>
+        </w:tc>
+        <w:tc>
+          <w:tcPr>
+            <w:tcW w:w="2837" w:type="dxa"/>
+            <w:gridSpan w:val="6"/>
+            <w:shd w:val="clear" w:color="auto" w:fill="FFFFFF" w:themeFill="background1"/>
+            <w:vAlign w:val="center"/>
+          </w:tcPr>
+          <w:p>
+            <w:pPr>
+              <w:ind w:left="-129"/>
+              <w:jc w:val="center"/>
+              <w:rPr>
+                <w:rFonts w:ascii="Arial" w:hAnsi="Arial" w:cs="Arial"/>
+                <w:b/>
+                <w:bCs/>
               </w:rPr>
             </w:pPr>
           </w:p>
@@ -1226,7 +1185,7 @@
         <w:tc>
           <w:tcPr>
             <w:tcW w:w="11619" w:type="dxa"/>
-            <w:gridSpan w:val="16"/>
+            <w:gridSpan w:val="19"/>
             <w:shd w:val="clear" w:color="auto" w:fill="FFFFFF" w:themeFill="background1"/>
             <w:vAlign w:val="center"/>
           </w:tcPr>
@@ -1238,17 +1197,13 @@
                 <w:rFonts w:ascii="Arial" w:hAnsi="Arial" w:cs="Arial"/>
                 <w:b/>
                 <w:bCs/>
-                <w:sz w:val="16"/>
-                <w:szCs w:val="16"/>
-              </w:rPr>
-            </w:pPr>
-            <w:r>
-              <w:rPr>
-                <w:rFonts w:ascii="Arial" w:hAnsi="Arial" w:cs="Arial"/>
-                <w:b/>
-                <w:bCs/>
-                <w:sz w:val="16"/>
-                <w:szCs w:val="16"/>
+              </w:rPr>
+            </w:pPr>
+            <w:r>
+              <w:rPr>
+                <w:rFonts w:ascii="Arial" w:hAnsi="Arial" w:cs="Arial"/>
+                <w:b/>
+                <w:bCs/>
               </w:rPr>
               <w:t>DESCRIÇÃO DA RECLAMAÇÃO:</w:t>
             </w:r>
@@ -1262,7 +1217,7 @@
         <w:tc>
           <w:tcPr>
             <w:tcW w:w="11619" w:type="dxa"/>
-            <w:gridSpan w:val="16"/>
+            <w:gridSpan w:val="19"/>
             <w:shd w:val="clear" w:color="auto" w:fill="FFFFFF" w:themeFill="background1"/>
             <w:vAlign w:val="center"/>
           </w:tcPr>
@@ -1274,8 +1229,62 @@
                 <w:rFonts w:ascii="Arial" w:hAnsi="Arial" w:cs="Arial"/>
                 <w:b/>
                 <w:bCs/>
-                <w:sz w:val="16"/>
-                <w:szCs w:val="16"/>
+              </w:rPr>
+            </w:pPr>
+          </w:p>
+        </w:tc>
+      </w:tr>
+      <w:tr>
+        <w:trPr>
+          <w:trHeight w:val="420"/>
+        </w:trPr>
+        <w:tc>
+          <w:tcPr>
+            <w:tcW w:w="11619" w:type="dxa"/>
+            <w:gridSpan w:val="19"/>
+            <w:shd w:val="clear" w:color="auto" w:fill="FFFFFF" w:themeFill="background1"/>
+            <w:vAlign w:val="center"/>
+          </w:tcPr>
+          <w:p>
+            <w:pPr>
+              <w:ind w:left="-129"/>
+              <w:jc w:val="center"/>
+              <w:rPr>
+                <w:rFonts w:ascii="Arial" w:hAnsi="Arial" w:cs="Arial"/>
+                <w:b/>
+                <w:bCs/>
+              </w:rPr>
+            </w:pPr>
+            <w:r>
+              <w:rPr>
+                <w:rFonts w:ascii="Arial" w:hAnsi="Arial" w:cs="Arial"/>
+                <w:b/>
+                <w:bCs/>
+              </w:rPr>
+              <w:t>COMENTÁRIO INTERNO:</w:t>
+            </w:r>
+          </w:p>
+        </w:tc>
+      </w:tr>
+      <w:tr>
+        <w:trPr>
+          <w:trHeight w:val="696"/>
+        </w:trPr>
+        <w:tc>
+          <w:tcPr>
+            <w:tcW w:w="11619" w:type="dxa"/>
+            <w:gridSpan w:val="19"/>
+            <w:shd w:val="clear" w:color="auto" w:fill="FFFFFF" w:themeFill="background1"/>
+            <w:vAlign w:val="center"/>
+          </w:tcPr>
+          <w:p>
+            <w:pPr>
+              <w:ind w:left="-129"/>
+              <w:jc w:val="center"/>
+              <w:rPr>
+                <w:rFonts w:ascii="Arial" w:hAnsi="Arial" w:cs="Arial"/>
+                <w:b/>
+                <w:bCs/>
               </w:rPr>
             </w:pPr>
           </w:p>
@@ -1288,7 +1297,7 @@
         <w:tc>
           <w:tcPr>
             <w:tcW w:w="11619" w:type="dxa"/>
-            <w:gridSpan w:val="16"/>
+            <w:gridSpan w:val="19"/>
             <w:shd w:val="clear" w:color="auto" w:fill="D1D1D1" w:themeFill="background2" w:themeFillShade="E6"/>
             <w:vAlign w:val="center"/>
           </w:tcPr>
@@ -1300,16 +1309,12 @@
                 <w:rFonts w:ascii="Arial" w:hAnsi="Arial" w:cs="Arial"/>
                 <w:b/>
                 <w:bCs/>
-                <w:sz w:val="16"/>
-                <w:szCs w:val="16"/>
-              </w:rPr>
-            </w:pPr>
-            <w:r>
-              <w:rPr>
-                <w:rFonts w:ascii="Arial" w:hAnsi="Arial" w:cs="Arial"/>
-                <w:b/>
-                <w:sz w:val="16"/>
-                <w:szCs w:val="16"/>
+              </w:rPr>
+            </w:pPr>
+            <w:r>
+              <w:rPr>
+                <w:rFonts w:ascii="Arial" w:hAnsi="Arial" w:cs="Arial"/>
+                <w:b/>
               </w:rPr>
               <w:t>2 – DADOS PARA ORDEM DE SERVIÇO DE ASSISTÊNCIA TÉCNICA</w:t>
             </w:r>
@@ -1323,7 +1328,7 @@
         <w:tc>
           <w:tcPr>
             <w:tcW w:w="11619" w:type="dxa"/>
-            <w:gridSpan w:val="16"/>
+            <w:gridSpan w:val="19"/>
             <w:shd w:val="clear" w:color="auto" w:fill="D1D1D1" w:themeFill="background2" w:themeFillShade="E6"/>
             <w:vAlign w:val="center"/>
           </w:tcPr>
@@ -1334,16 +1339,12 @@
               <w:rPr>
                 <w:rFonts w:ascii="Arial" w:hAnsi="Arial" w:cs="Arial"/>
                 <w:b/>
-                <w:sz w:val="16"/>
-                <w:szCs w:val="16"/>
-              </w:rPr>
-            </w:pPr>
-            <w:r>
-              <w:rPr>
-                <w:rFonts w:ascii="Arial" w:hAnsi="Arial" w:cs="Arial"/>
-                <w:b/>
-                <w:sz w:val="16"/>
-                <w:szCs w:val="16"/>
+              </w:rPr>
+            </w:pPr>
+            <w:r>
+              <w:rPr>
+                <w:rFonts w:ascii="Arial" w:hAnsi="Arial" w:cs="Arial"/>
+                <w:b/>
               </w:rPr>
               <w:t>PREENCHIMENTO APENAS SE A RECAMAÇÃO FOR ACEITA</w:t>
             </w:r>
@@ -1356,7 +1357,7 @@
         </w:trPr>
         <w:tc>
           <w:tcPr>
-            <w:tcW w:w="3964" w:type="dxa"/>
+            <w:tcW w:w="3962" w:type="dxa"/>
             <w:gridSpan w:val="4"/>
             <w:shd w:val="clear" w:color="auto" w:fill="F2F2F2" w:themeFill="background1" w:themeFillShade="F2"/>
             <w:vAlign w:val="center"/>
@@ -1369,8 +1370,6 @@
                 <w:rFonts w:ascii="Arial" w:hAnsi="Arial" w:cs="Arial"/>
                 <w:b/>
                 <w:bCs/>
-                <w:sz w:val="16"/>
-                <w:szCs w:val="16"/>
               </w:rPr>
             </w:pPr>
             <w:r>
@@ -1387,6 +1386,25 @@
         <w:tc>
           <w:tcPr>
             <w:tcW w:w="2808" w:type="dxa"/>
+            <w:gridSpan w:val="7"/>
+            <w:shd w:val="clear" w:color="auto" w:fill="F2F2F2" w:themeFill="background1" w:themeFillShade="F2"/>
+            <w:vAlign w:val="center"/>
+          </w:tcPr>
+          <w:p>
+            <w:pPr>
+              <w:ind w:left="-129"/>
+              <w:jc w:val="center"/>
+              <w:rPr>
+                <w:rFonts w:ascii="Arial" w:hAnsi="Arial" w:cs="Arial"/>
+                <w:b/>
+                <w:bCs/>
+              </w:rPr>
+            </w:pPr>
+          </w:p>
+        </w:tc>
+        <w:tc>
+          <w:tcPr>
+            <w:tcW w:w="2579" w:type="dxa"/>
             <w:gridSpan w:val="5"/>
             <w:shd w:val="clear" w:color="auto" w:fill="F2F2F2" w:themeFill="background1" w:themeFillShade="F2"/>
             <w:vAlign w:val="center"/>
@@ -1399,29 +1417,6 @@
                 <w:rFonts w:ascii="Arial" w:hAnsi="Arial" w:cs="Arial"/>
                 <w:b/>
                 <w:bCs/>
-                <w:sz w:val="16"/>
-                <w:szCs w:val="16"/>
-              </w:rPr>
-            </w:pPr>
-          </w:p>
-        </w:tc>
-        <w:tc>
-          <w:tcPr>
-            <w:tcW w:w="2579" w:type="dxa"/>
-            <w:gridSpan w:val="4"/>
-            <w:shd w:val="clear" w:color="auto" w:fill="F2F2F2" w:themeFill="background1" w:themeFillShade="F2"/>
-            <w:vAlign w:val="center"/>
-          </w:tcPr>
-          <w:p>
-            <w:pPr>
-              <w:ind w:left="-129"/>
-              <w:jc w:val="center"/>
-              <w:rPr>
-                <w:rFonts w:ascii="Arial" w:hAnsi="Arial" w:cs="Arial"/>
-                <w:b/>
-                <w:bCs/>
-                <w:sz w:val="16"/>
-                <w:szCs w:val="16"/>
               </w:rPr>
             </w:pPr>
             <w:r>
@@ -1437,7 +1432,7 @@
         </w:tc>
         <w:tc>
           <w:tcPr>
-            <w:tcW w:w="2268" w:type="dxa"/>
+            <w:tcW w:w="2270" w:type="dxa"/>
             <w:gridSpan w:val="3"/>
             <w:shd w:val="clear" w:color="auto" w:fill="F2F2F2" w:themeFill="background1" w:themeFillShade="F2"/>
             <w:vAlign w:val="center"/>
@@ -1450,8 +1445,6 @@
                 <w:rFonts w:ascii="Arial" w:hAnsi="Arial" w:cs="Arial"/>
                 <w:b/>
                 <w:bCs/>
-                <w:sz w:val="16"/>
-                <w:szCs w:val="16"/>
               </w:rPr>
             </w:pPr>
           </w:p>
@@ -1463,7 +1456,7 @@
         </w:trPr>
         <w:tc>
           <w:tcPr>
-            <w:tcW w:w="3964" w:type="dxa"/>
+            <w:tcW w:w="3962" w:type="dxa"/>
             <w:gridSpan w:val="4"/>
             <w:shd w:val="clear" w:color="auto" w:fill="F2F2F2" w:themeFill="background1" w:themeFillShade="F2"/>
             <w:vAlign w:val="center"/>
@@ -1476,8 +1469,6 @@
                 <w:rFonts w:ascii="Arial" w:hAnsi="Arial" w:cs="Arial"/>
                 <w:b/>
                 <w:bCs/>
-                <w:sz w:val="16"/>
-                <w:szCs w:val="16"/>
               </w:rPr>
             </w:pPr>
             <w:r>
@@ -1494,6 +1485,25 @@
         <w:tc>
           <w:tcPr>
             <w:tcW w:w="2808" w:type="dxa"/>
+            <w:gridSpan w:val="7"/>
+            <w:shd w:val="clear" w:color="auto" w:fill="F2F2F2" w:themeFill="background1" w:themeFillShade="F2"/>
+            <w:vAlign w:val="center"/>
+          </w:tcPr>
+          <w:p>
+            <w:pPr>
+              <w:ind w:left="-129"/>
+              <w:jc w:val="center"/>
+              <w:rPr>
+                <w:rFonts w:ascii="Arial" w:hAnsi="Arial" w:cs="Arial"/>
+                <w:b/>
+                <w:bCs/>
+              </w:rPr>
+            </w:pPr>
+          </w:p>
+        </w:tc>
+        <w:tc>
+          <w:tcPr>
+            <w:tcW w:w="2579" w:type="dxa"/>
             <w:gridSpan w:val="5"/>
             <w:shd w:val="clear" w:color="auto" w:fill="F2F2F2" w:themeFill="background1" w:themeFillShade="F2"/>
             <w:vAlign w:val="center"/>
@@ -1506,29 +1516,6 @@
                 <w:rFonts w:ascii="Arial" w:hAnsi="Arial" w:cs="Arial"/>
                 <w:b/>
                 <w:bCs/>
-                <w:sz w:val="16"/>
-                <w:szCs w:val="16"/>
-              </w:rPr>
-            </w:pPr>
-          </w:p>
-        </w:tc>
-        <w:tc>
-          <w:tcPr>
-            <w:tcW w:w="2579" w:type="dxa"/>
-            <w:gridSpan w:val="4"/>
-            <w:shd w:val="clear" w:color="auto" w:fill="F2F2F2" w:themeFill="background1" w:themeFillShade="F2"/>
-            <w:vAlign w:val="center"/>
-          </w:tcPr>
-          <w:p>
-            <w:pPr>
-              <w:ind w:left="-129"/>
-              <w:jc w:val="center"/>
-              <w:rPr>
-                <w:rFonts w:ascii="Arial" w:hAnsi="Arial" w:cs="Arial"/>
-                <w:b/>
-                <w:bCs/>
-                <w:sz w:val="16"/>
-                <w:szCs w:val="16"/>
               </w:rPr>
             </w:pPr>
             <w:r>
@@ -1544,7 +1531,7 @@
         </w:tc>
         <w:tc>
           <w:tcPr>
-            <w:tcW w:w="2268" w:type="dxa"/>
+            <w:tcW w:w="2270" w:type="dxa"/>
             <w:gridSpan w:val="3"/>
             <w:shd w:val="clear" w:color="auto" w:fill="F2F2F2" w:themeFill="background1" w:themeFillShade="F2"/>
             <w:vAlign w:val="center"/>
@@ -1557,8 +1544,6 @@
                 <w:rFonts w:ascii="Arial" w:hAnsi="Arial" w:cs="Arial"/>
                 <w:b/>
                 <w:bCs/>
-                <w:sz w:val="16"/>
-                <w:szCs w:val="16"/>
               </w:rPr>
             </w:pPr>
           </w:p>
@@ -1571,7 +1556,7 @@
         <w:tc>
           <w:tcPr>
             <w:tcW w:w="11619" w:type="dxa"/>
-            <w:gridSpan w:val="16"/>
+            <w:gridSpan w:val="19"/>
             <w:shd w:val="clear" w:color="auto" w:fill="D1D1D1" w:themeFill="background2" w:themeFillShade="E6"/>
             <w:vAlign w:val="center"/>
           </w:tcPr>
@@ -1583,16 +1568,12 @@
                 <w:rFonts w:ascii="Arial" w:hAnsi="Arial" w:cs="Arial"/>
                 <w:b/>
                 <w:bCs/>
-                <w:sz w:val="16"/>
-                <w:szCs w:val="16"/>
-              </w:rPr>
-            </w:pPr>
-            <w:r>
-              <w:rPr>
-                <w:rFonts w:ascii="Arial" w:hAnsi="Arial" w:cs="Arial"/>
-                <w:b/>
-                <w:sz w:val="16"/>
-                <w:szCs w:val="16"/>
+              </w:rPr>
+            </w:pPr>
+            <w:r>
+              <w:rPr>
+                <w:rFonts w:ascii="Arial" w:hAnsi="Arial" w:cs="Arial"/>
+                <w:b/>
               </w:rPr>
               <w:t xml:space="preserve">3 </w:t>
             </w:r>
@@ -1600,8 +1581,6 @@
               <w:rPr>
                 <w:rFonts w:ascii="Arial" w:hAnsi="Arial" w:cs="Arial"/>
                 <w:b/>
-                <w:sz w:val="16"/>
-                <w:szCs w:val="16"/>
               </w:rPr>
               <w:t>– ANÁLISE</w:t>
             </w:r>
@@ -1609,8 +1588,6 @@
               <w:rPr>
                 <w:rFonts w:ascii="Arial" w:hAnsi="Arial" w:cs="Arial"/>
                 <w:b/>
-                <w:sz w:val="16"/>
-                <w:szCs w:val="16"/>
               </w:rPr>
               <w:t xml:space="preserve"> DO TÉCNICO</w:t>
             </w:r>
@@ -1623,7 +1600,7 @@
         </w:trPr>
         <w:tc>
           <w:tcPr>
-            <w:tcW w:w="3964" w:type="dxa"/>
+            <w:tcW w:w="3962" w:type="dxa"/>
             <w:gridSpan w:val="4"/>
             <w:shd w:val="clear" w:color="auto" w:fill="FFFFFF" w:themeFill="background1"/>
             <w:vAlign w:val="center"/>
@@ -1636,8 +1613,6 @@
                 <w:rFonts w:ascii="Arial" w:hAnsi="Arial" w:cs="Arial"/>
                 <w:b/>
                 <w:bCs/>
-                <w:sz w:val="16"/>
-                <w:szCs w:val="16"/>
               </w:rPr>
             </w:pPr>
             <w:r>
@@ -1653,8 +1628,8 @@
         </w:tc>
         <w:tc>
           <w:tcPr>
-            <w:tcW w:w="7655" w:type="dxa"/>
-            <w:gridSpan w:val="12"/>
+            <w:tcW w:w="7657" w:type="dxa"/>
+            <w:gridSpan w:val="15"/>
             <w:shd w:val="clear" w:color="auto" w:fill="FFFFFF" w:themeFill="background1"/>
             <w:vAlign w:val="center"/>
           </w:tcPr>
@@ -1666,8 +1641,6 @@
                 <w:rFonts w:ascii="Arial" w:hAnsi="Arial" w:cs="Arial"/>
                 <w:b/>
                 <w:bCs/>
-                <w:sz w:val="16"/>
-                <w:szCs w:val="16"/>
               </w:rPr>
             </w:pPr>
           </w:p>
@@ -1679,7 +1652,7 @@
         </w:trPr>
         <w:tc>
           <w:tcPr>
-            <w:tcW w:w="3964" w:type="dxa"/>
+            <w:tcW w:w="3962" w:type="dxa"/>
             <w:gridSpan w:val="4"/>
             <w:shd w:val="clear" w:color="auto" w:fill="FFFFFF" w:themeFill="background1"/>
             <w:vAlign w:val="center"/>
@@ -1692,8 +1665,6 @@
                 <w:rFonts w:ascii="Arial" w:hAnsi="Arial" w:cs="Arial"/>
                 <w:b/>
                 <w:bCs/>
-                <w:sz w:val="16"/>
-                <w:szCs w:val="16"/>
               </w:rPr>
             </w:pPr>
             <w:r>
@@ -1710,7 +1681,7 @@
         <w:tc>
           <w:tcPr>
             <w:tcW w:w="3969" w:type="dxa"/>
-            <w:gridSpan w:val="6"/>
+            <w:gridSpan w:val="8"/>
             <w:shd w:val="clear" w:color="auto" w:fill="FFFFFF" w:themeFill="background1"/>
             <w:vAlign w:val="center"/>
           </w:tcPr>
@@ -1722,8 +1693,6 @@
                 <w:rFonts w:ascii="Arial" w:hAnsi="Arial" w:cs="Arial"/>
                 <w:b/>
                 <w:bCs/>
-                <w:sz w:val="16"/>
-                <w:szCs w:val="16"/>
               </w:rPr>
             </w:pPr>
           </w:p>
@@ -1731,7 +1700,7 @@
         <w:tc>
           <w:tcPr>
             <w:tcW w:w="1746" w:type="dxa"/>
-            <w:gridSpan w:val="4"/>
+            <w:gridSpan w:val="5"/>
             <w:shd w:val="clear" w:color="auto" w:fill="FFFFFF" w:themeFill="background1"/>
             <w:vAlign w:val="center"/>
           </w:tcPr>
@@ -1743,8 +1712,6 @@
                 <w:rFonts w:ascii="Arial" w:hAnsi="Arial" w:cs="Arial"/>
                 <w:b/>
                 <w:bCs/>
-                <w:sz w:val="16"/>
-                <w:szCs w:val="16"/>
               </w:rPr>
             </w:pPr>
             <w:r>
@@ -1760,7 +1727,7 @@
         </w:tc>
         <w:tc>
           <w:tcPr>
-            <w:tcW w:w="1940" w:type="dxa"/>
+            <w:tcW w:w="1942" w:type="dxa"/>
             <w:gridSpan w:val="2"/>
             <w:shd w:val="clear" w:color="auto" w:fill="FFFFFF" w:themeFill="background1"/>
             <w:vAlign w:val="center"/>
@@ -1773,8 +1740,6 @@
                 <w:rFonts w:ascii="Arial" w:hAnsi="Arial" w:cs="Arial"/>
                 <w:b/>
                 <w:bCs/>
-                <w:sz w:val="16"/>
-                <w:szCs w:val="16"/>
               </w:rPr>
             </w:pPr>
           </w:p>
@@ -1786,7 +1751,7 @@
         </w:trPr>
         <w:tc>
           <w:tcPr>
-            <w:tcW w:w="3964" w:type="dxa"/>
+            <w:tcW w:w="3962" w:type="dxa"/>
             <w:gridSpan w:val="4"/>
             <w:shd w:val="clear" w:color="auto" w:fill="FFFFFF" w:themeFill="background1"/>
             <w:vAlign w:val="center"/>
@@ -1800,8 +1765,6 @@
                 <w:b/>
                 <w:bCs/>
                 <w:i/>
-                <w:sz w:val="16"/>
-                <w:szCs w:val="16"/>
               </w:rPr>
             </w:pPr>
             <w:r>
@@ -1818,7 +1781,7 @@
         <w:tc>
           <w:tcPr>
             <w:tcW w:w="3969" w:type="dxa"/>
-            <w:gridSpan w:val="6"/>
+            <w:gridSpan w:val="8"/>
             <w:shd w:val="clear" w:color="auto" w:fill="FFFFFF" w:themeFill="background1"/>
             <w:vAlign w:val="center"/>
           </w:tcPr>
@@ -1831,8 +1794,6 @@
                 <w:b/>
                 <w:bCs/>
                 <w:i/>
-                <w:sz w:val="16"/>
-                <w:szCs w:val="16"/>
               </w:rPr>
             </w:pPr>
           </w:p>
@@ -1840,7 +1801,7 @@
         <w:tc>
           <w:tcPr>
             <w:tcW w:w="1746" w:type="dxa"/>
-            <w:gridSpan w:val="4"/>
+            <w:gridSpan w:val="5"/>
             <w:shd w:val="clear" w:color="auto" w:fill="FFFFFF" w:themeFill="background1"/>
             <w:vAlign w:val="center"/>
           </w:tcPr>
@@ -1853,8 +1814,6 @@
                 <w:b/>
                 <w:bCs/>
                 <w:i/>
-                <w:sz w:val="16"/>
-                <w:szCs w:val="16"/>
               </w:rPr>
             </w:pPr>
             <w:r>
@@ -1870,7 +1829,7 @@
         </w:tc>
         <w:tc>
           <w:tcPr>
-            <w:tcW w:w="1940" w:type="dxa"/>
+            <w:tcW w:w="1942" w:type="dxa"/>
             <w:gridSpan w:val="2"/>
             <w:shd w:val="clear" w:color="auto" w:fill="FFFFFF" w:themeFill="background1"/>
             <w:vAlign w:val="center"/>
@@ -1884,8 +1843,6 @@
                 <w:b/>
                 <w:bCs/>
                 <w:i/>
-                <w:sz w:val="16"/>
-                <w:szCs w:val="16"/>
               </w:rPr>
             </w:pPr>
           </w:p>
@@ -1898,7 +1855,7 @@
         <w:tc>
           <w:tcPr>
             <w:tcW w:w="11619" w:type="dxa"/>
-            <w:gridSpan w:val="16"/>
+            <w:gridSpan w:val="19"/>
             <w:shd w:val="clear" w:color="auto" w:fill="D1D1D1" w:themeFill="background2" w:themeFillShade="E6"/>
             <w:vAlign w:val="center"/>
           </w:tcPr>
@@ -1911,16 +1868,12 @@
                 <w:b/>
                 <w:bCs/>
                 <w:i/>
-                <w:sz w:val="16"/>
-                <w:szCs w:val="16"/>
-              </w:rPr>
-            </w:pPr>
-            <w:r>
-              <w:rPr>
-                <w:rFonts w:ascii="Arial" w:hAnsi="Arial" w:cs="Arial"/>
-                <w:b/>
-                <w:sz w:val="16"/>
-                <w:szCs w:val="16"/>
+              </w:rPr>
+            </w:pPr>
+            <w:r>
+              <w:rPr>
+                <w:rFonts w:ascii="Arial" w:hAnsi="Arial" w:cs="Arial"/>
+                <w:b/>
               </w:rPr>
               <w:t xml:space="preserve">4 </w:t>
             </w:r>
@@ -1928,8 +1881,6 @@
               <w:rPr>
                 <w:rFonts w:ascii="Arial" w:hAnsi="Arial" w:cs="Arial"/>
                 <w:b/>
-                <w:sz w:val="16"/>
-                <w:szCs w:val="16"/>
               </w:rPr>
               <w:t>– CONFIRMAÇÃO</w:t>
             </w:r>
@@ -1937,8 +1888,6 @@
               <w:rPr>
                 <w:rFonts w:ascii="Arial" w:hAnsi="Arial" w:cs="Arial"/>
                 <w:b/>
-                <w:sz w:val="16"/>
-                <w:szCs w:val="16"/>
               </w:rPr>
               <w:t xml:space="preserve"> DA REALIZAÇÃO DO SERVIÇO</w:t>
             </w:r>
@@ -1951,8 +1900,8 @@
         </w:trPr>
         <w:tc>
           <w:tcPr>
-            <w:tcW w:w="3114" w:type="dxa"/>
-            <w:gridSpan w:val="3"/>
+            <w:tcW w:w="6230" w:type="dxa"/>
+            <w:gridSpan w:val="9"/>
             <w:shd w:val="clear" w:color="auto" w:fill="FFFFFF" w:themeFill="background1"/>
             <w:vAlign w:val="center"/>
           </w:tcPr>
@@ -1963,16 +1912,16 @@
               <w:rPr>
                 <w:rFonts w:ascii="Arial" w:hAnsi="Arial" w:cs="Arial"/>
                 <w:b/>
-                <w:sz w:val="14"/>
-                <w:szCs w:val="10"/>
-              </w:rPr>
-            </w:pPr>
-          </w:p>
-        </w:tc>
-        <w:tc>
-          <w:tcPr>
-            <w:tcW w:w="4819" w:type="dxa"/>
-            <w:gridSpan w:val="7"/>
+                <w:bCs/>
+                <w:i/>
+              </w:rPr>
+            </w:pPr>
+          </w:p>
+        </w:tc>
+        <w:tc>
+          <w:tcPr>
+            <w:tcW w:w="5389" w:type="dxa"/>
+            <w:gridSpan w:val="10"/>
             <w:shd w:val="clear" w:color="auto" w:fill="FFFFFF" w:themeFill="background1"/>
             <w:vAlign w:val="center"/>
           </w:tcPr>
@@ -1985,50 +1934,6 @@
                 <w:b/>
                 <w:bCs/>
                 <w:i/>
-                <w:sz w:val="16"/>
-                <w:szCs w:val="16"/>
-              </w:rPr>
-            </w:pPr>
-          </w:p>
-        </w:tc>
-        <w:tc>
-          <w:tcPr>
-            <w:tcW w:w="1746" w:type="dxa"/>
-            <w:gridSpan w:val="4"/>
-            <w:shd w:val="clear" w:color="auto" w:fill="FFFFFF" w:themeFill="background1"/>
-            <w:vAlign w:val="center"/>
-          </w:tcPr>
-          <w:p>
-            <w:pPr>
-              <w:ind w:left="-129"/>
-              <w:jc w:val="center"/>
-              <w:rPr>
-                <w:rFonts w:ascii="Arial" w:hAnsi="Arial" w:cs="Arial"/>
-                <w:b/>
-                <w:sz w:val="14"/>
-                <w:szCs w:val="10"/>
-              </w:rPr>
-            </w:pPr>
-          </w:p>
-        </w:tc>
-        <w:tc>
-          <w:tcPr>
-            <w:tcW w:w="1940" w:type="dxa"/>
-            <w:gridSpan w:val="2"/>
-            <w:shd w:val="clear" w:color="auto" w:fill="FFFFFF" w:themeFill="background1"/>
-            <w:vAlign w:val="center"/>
-          </w:tcPr>
-          <w:p>
-            <w:pPr>
-              <w:ind w:left="-129"/>
-              <w:jc w:val="center"/>
-              <w:rPr>
-                <w:rFonts w:ascii="Arial" w:hAnsi="Arial" w:cs="Arial"/>
-                <w:b/>
-                <w:bCs/>
-                <w:i/>
-                <w:sz w:val="16"/>
-                <w:szCs w:val="16"/>
               </w:rPr>
             </w:pPr>
           </w:p>
@@ -2040,8 +1945,8 @@
         </w:trPr>
         <w:tc>
           <w:tcPr>
-            <w:tcW w:w="3114" w:type="dxa"/>
-            <w:gridSpan w:val="3"/>
+            <w:tcW w:w="6230" w:type="dxa"/>
+            <w:gridSpan w:val="9"/>
             <w:shd w:val="clear" w:color="auto" w:fill="FFFFFF" w:themeFill="background1"/>
             <w:vAlign w:val="center"/>
           </w:tcPr>
@@ -2052,8 +1957,8 @@
               <w:rPr>
                 <w:rFonts w:ascii="Arial" w:hAnsi="Arial" w:cs="Arial"/>
                 <w:b/>
-                <w:sz w:val="14"/>
-                <w:szCs w:val="10"/>
+                <w:bCs/>
+                <w:i/>
               </w:rPr>
             </w:pPr>
             <w:r>
@@ -2064,14 +1969,14 @@
                 <w:sz w:val="14"/>
                 <w:szCs w:val="10"/>
               </w:rPr>
-              <w:t>Cliente</w:t>
-            </w:r>
-          </w:p>
-        </w:tc>
-        <w:tc>
-          <w:tcPr>
-            <w:tcW w:w="4819" w:type="dxa"/>
-            <w:gridSpan w:val="7"/>
+              <w:t>Administração</w:t>
+            </w:r>
+          </w:p>
+        </w:tc>
+        <w:tc>
+          <w:tcPr>
+            <w:tcW w:w="5389" w:type="dxa"/>
+            <w:gridSpan w:val="10"/>
             <w:shd w:val="clear" w:color="auto" w:fill="FFFFFF" w:themeFill="background1"/>
             <w:vAlign w:val="center"/>
           </w:tcPr>
@@ -2084,8 +1989,6 @@
                 <w:b/>
                 <w:bCs/>
                 <w:i/>
-                <w:sz w:val="16"/>
-                <w:szCs w:val="16"/>
               </w:rPr>
             </w:pPr>
             <w:r>
@@ -2096,74 +1999,13 @@
                 <w:sz w:val="14"/>
                 <w:szCs w:val="10"/>
               </w:rPr>
-              <w:t>Técnico</w:t>
-            </w:r>
-          </w:p>
-        </w:tc>
-        <w:tc>
-          <w:tcPr>
-            <w:tcW w:w="1746" w:type="dxa"/>
-            <w:gridSpan w:val="4"/>
-            <w:shd w:val="clear" w:color="auto" w:fill="FFFFFF" w:themeFill="background1"/>
-            <w:vAlign w:val="center"/>
-          </w:tcPr>
-          <w:p>
-            <w:pPr>
-              <w:ind w:left="-129"/>
-              <w:jc w:val="center"/>
-              <w:rPr>
-                <w:rFonts w:ascii="Arial" w:hAnsi="Arial" w:cs="Arial"/>
-                <w:b/>
-                <w:sz w:val="14"/>
-                <w:szCs w:val="10"/>
-              </w:rPr>
-            </w:pPr>
-            <w:r>
-              <w:rPr>
-                <w:rFonts w:ascii="Arial" w:hAnsi="Arial" w:cs="Arial"/>
-                <w:b/>
-                <w:i/>
-                <w:sz w:val="14"/>
-                <w:szCs w:val="10"/>
-              </w:rPr>
-              <w:t>Administração</w:t>
-            </w:r>
-          </w:p>
-        </w:tc>
-        <w:tc>
-          <w:tcPr>
-            <w:tcW w:w="1940" w:type="dxa"/>
-            <w:gridSpan w:val="2"/>
-            <w:shd w:val="clear" w:color="auto" w:fill="FFFFFF" w:themeFill="background1"/>
-            <w:vAlign w:val="center"/>
-          </w:tcPr>
-          <w:p>
-            <w:pPr>
-              <w:ind w:left="-129"/>
-              <w:jc w:val="center"/>
-              <w:rPr>
-                <w:rFonts w:ascii="Arial" w:hAnsi="Arial" w:cs="Arial"/>
-                <w:b/>
-                <w:bCs/>
-                <w:i/>
-                <w:sz w:val="16"/>
-                <w:szCs w:val="16"/>
-              </w:rPr>
-            </w:pPr>
-            <w:r>
-              <w:rPr>
-                <w:rFonts w:ascii="Arial" w:hAnsi="Arial" w:cs="Arial"/>
-                <w:b/>
-                <w:i/>
-                <w:sz w:val="14"/>
-                <w:szCs w:val="10"/>
-              </w:rPr>
               <w:t>Diretoria</w:t>
             </w:r>
           </w:p>
         </w:tc>
       </w:tr>
     </w:tbl>
+    <w:p/>
     <w:sectPr>
       <w:headerReference w:type="even" r:id="rId7"/>
       <w:headerReference w:type="default" r:id="rId8"/>
@@ -3037,7 +2879,6 @@
   <w:style w:type="character" w:default="1" w:styleId="Fontepargpadro">
     <w:name w:val="Default Paragraph Font"/>
     <w:uiPriority w:val="1"/>
-    <w:semiHidden/>
     <w:unhideWhenUsed/>
   </w:style>
   <w:style w:type="table" w:default="1" w:styleId="Tabelanormal">
@@ -3142,8 +2983,6 @@
     <w:rsid w:val="00FF0C29"/>
     <w:rPr>
       <w:rFonts w:ascii="Tahoma" w:hAnsi="Tahoma" w:cs="Tahoma"/>
-      <w:sz w:val="16"/>
-      <w:szCs w:val="16"/>
     </w:rPr>
   </w:style>
   <w:style w:type="character" w:customStyle="1" w:styleId="TextodebaloChar">
@@ -3177,10 +3016,6 @@
     <w:semiHidden/>
     <w:unhideWhenUsed/>
     <w:rsid w:val="00C67204"/>
-    <w:rPr>
-      <w:sz w:val="16"/>
-      <w:szCs w:val="16"/>
-    </w:rPr>
   </w:style>
   <w:style w:type="character" w:customStyle="1" w:styleId="TextodecomentrioChar">
     <w:name w:val="Texto de comentário Char"/>

--- a/backend/scripts/sgq/rcc-pdf/templates/empresa.docx
+++ b/backend/scripts/sgq/rcc-pdf/templates/empresa.docx
@@ -1317,36 +1317,6 @@
                 <w:b/>
               </w:rPr>
               <w:t>2 – DADOS PARA ORDEM DE SERVIÇO DE ASSISTÊNCIA TÉCNICA</w:t>
-            </w:r>
-          </w:p>
-        </w:tc>
-      </w:tr>
-      <w:tr>
-        <w:trPr>
-          <w:trHeight w:val="280"/>
-        </w:trPr>
-        <w:tc>
-          <w:tcPr>
-            <w:tcW w:w="11619" w:type="dxa"/>
-            <w:gridSpan w:val="19"/>
-            <w:shd w:val="clear" w:color="auto" w:fill="D1D1D1" w:themeFill="background2" w:themeFillShade="E6"/>
-            <w:vAlign w:val="center"/>
-          </w:tcPr>
-          <w:p>
-            <w:pPr>
-              <w:ind w:left="-129"/>
-              <w:jc w:val="center"/>
-              <w:rPr>
-                <w:rFonts w:ascii="Arial" w:hAnsi="Arial" w:cs="Arial"/>
-                <w:b/>
-              </w:rPr>
-            </w:pPr>
-            <w:r>
-              <w:rPr>
-                <w:rFonts w:ascii="Arial" w:hAnsi="Arial" w:cs="Arial"/>
-                <w:b/>
-              </w:rPr>
-              <w:t>PREENCHIMENTO APENAS SE A RECAMAÇÃO FOR ACEITA</w:t>
             </w:r>
           </w:p>
         </w:tc>
@@ -2879,6 +2849,7 @@
   <w:style w:type="character" w:default="1" w:styleId="Fontepargpadro">
     <w:name w:val="Default Paragraph Font"/>
     <w:uiPriority w:val="1"/>
+    <w:semiHidden/>
     <w:unhideWhenUsed/>
   </w:style>
   <w:style w:type="table" w:default="1" w:styleId="Tabelanormal">
